--- a/бумага/ТЗ.docx
+++ b/бумага/ТЗ.docx
@@ -177,7 +177,7 @@
           <w:szCs w:val="36"/>
           <w:lang w:eastAsia="ru-RU"/>
         </w:rPr>
-        <w:t>3</w:t>
+        <w:t>2</w:t>
       </w:r>
       <w:r>
         <w:rPr>
@@ -187,7 +187,17 @@
           <w:szCs w:val="36"/>
           <w:lang w:eastAsia="ru-RU"/>
         </w:rPr>
-        <w:t xml:space="preserve"> Осуществление интеграции программных модулей</w:t>
+        <w:t xml:space="preserve"> </w:t>
+      </w:r>
+      <w:r>
+        <w:rPr>
+          <w:rFonts w:eastAsia="Times New Roman" w:cstheme="minorHAnsi"/>
+          <w:color w:val="0F1115"/>
+          <w:sz w:val="36"/>
+          <w:szCs w:val="36"/>
+          <w:lang w:eastAsia="ru-RU"/>
+        </w:rPr>
+        <w:t>Производственная практика</w:t>
       </w:r>
     </w:p>
     <w:p>
@@ -2424,8 +2434,6 @@
         </w:rPr>
         <w:fldChar w:fldCharType="end"/>
       </w:r>
-      <w:bookmarkStart w:id="1" w:name="_GoBack"/>
-      <w:bookmarkEnd w:id="1"/>
     </w:p>
     <w:p>
       <w:pPr>
@@ -2448,11 +2456,11 @@
         <w:lastRenderedPageBreak/>
         <w:tab/>
       </w:r>
-      <w:bookmarkStart w:id="2" w:name="_Toc230905251"/>
+      <w:bookmarkStart w:id="1" w:name="_Toc230905251"/>
       <w:r>
         <w:t>1 Общие требования</w:t>
       </w:r>
-      <w:bookmarkEnd w:id="2"/>
+      <w:bookmarkEnd w:id="1"/>
     </w:p>
     <w:p>
       <w:pPr>
@@ -2463,7 +2471,7 @@
           <w:sz w:val="28"/>
         </w:rPr>
       </w:pPr>
-      <w:bookmarkStart w:id="3" w:name="_Toc230905252"/>
+      <w:bookmarkStart w:id="2" w:name="_Toc230905252"/>
       <w:r>
         <w:rPr>
           <w:b/>
@@ -2480,7 +2488,7 @@
         </w:rPr>
         <w:t>аименование</w:t>
       </w:r>
-      <w:bookmarkEnd w:id="3"/>
+      <w:bookmarkEnd w:id="2"/>
     </w:p>
     <w:p>
       <w:pPr>
@@ -2507,13 +2515,7 @@
         <w:rPr>
           <w:sz w:val="28"/>
         </w:rPr>
-        <w:t>система учета инцидентов техподдержки</w:t>
-      </w:r>
-      <w:r>
-        <w:rPr>
-          <w:sz w:val="28"/>
-        </w:rPr>
-        <w:t xml:space="preserve"> это</w:t>
+        <w:t>система учета инцидентов техподдержки это</w:t>
       </w:r>
       <w:proofErr w:type="gramEnd"/>
       <w:r>
@@ -2540,7 +2542,7 @@
           <w:sz w:val="28"/>
         </w:rPr>
       </w:pPr>
-      <w:bookmarkStart w:id="4" w:name="_Toc230905253"/>
+      <w:bookmarkStart w:id="3" w:name="_Toc230905253"/>
       <w:r>
         <w:rPr>
           <w:b/>
@@ -2568,7 +2570,7 @@
         </w:rPr>
         <w:t>аказчик</w:t>
       </w:r>
-      <w:bookmarkEnd w:id="4"/>
+      <w:bookmarkEnd w:id="3"/>
     </w:p>
     <w:p>
       <w:pPr>
@@ -2598,7 +2600,7 @@
           <w:sz w:val="28"/>
         </w:rPr>
       </w:pPr>
-      <w:bookmarkStart w:id="5" w:name="_Toc230905254"/>
+      <w:bookmarkStart w:id="4" w:name="_Toc230905254"/>
       <w:r>
         <w:rPr>
           <w:b/>
@@ -2607,7 +2609,7 @@
         </w:rPr>
         <w:t>1.3 Разработчик</w:t>
       </w:r>
-      <w:bookmarkEnd w:id="5"/>
+      <w:bookmarkEnd w:id="4"/>
     </w:p>
     <w:p>
       <w:pPr>
@@ -2631,7 +2633,7 @@
           <w:sz w:val="28"/>
         </w:rPr>
       </w:pPr>
-      <w:bookmarkStart w:id="6" w:name="_Toc230905255"/>
+      <w:bookmarkStart w:id="5" w:name="_Toc230905255"/>
       <w:r>
         <w:rPr>
           <w:b/>
@@ -2640,105 +2642,105 @@
         </w:rPr>
         <w:t>1.4 Дата</w:t>
       </w:r>
+      <w:bookmarkEnd w:id="5"/>
+    </w:p>
+    <w:p>
+      <w:pPr>
+        <w:rPr>
+          <w:sz w:val="28"/>
+        </w:rPr>
+      </w:pPr>
+      <w:r>
+        <w:rPr>
+          <w:sz w:val="28"/>
+        </w:rPr>
+        <w:t xml:space="preserve">Срок выполнения всех работ </w:t>
+      </w:r>
+      <w:r>
+        <w:rPr>
+          <w:sz w:val="28"/>
+        </w:rPr>
+        <w:t>12</w:t>
+      </w:r>
+      <w:r>
+        <w:rPr>
+          <w:sz w:val="28"/>
+        </w:rPr>
+        <w:t>.</w:t>
+      </w:r>
+      <w:r>
+        <w:rPr>
+          <w:sz w:val="28"/>
+        </w:rPr>
+        <w:t>0</w:t>
+      </w:r>
+      <w:r>
+        <w:rPr>
+          <w:sz w:val="28"/>
+        </w:rPr>
+        <w:t>5</w:t>
+      </w:r>
+      <w:r>
+        <w:rPr>
+          <w:sz w:val="28"/>
+        </w:rPr>
+        <w:t>.202</w:t>
+      </w:r>
+      <w:r>
+        <w:rPr>
+          <w:sz w:val="28"/>
+        </w:rPr>
+        <w:t>6</w:t>
+      </w:r>
+      <w:r>
+        <w:rPr>
+          <w:sz w:val="28"/>
+        </w:rPr>
+        <w:t xml:space="preserve"> – </w:t>
+      </w:r>
+      <w:r>
+        <w:rPr>
+          <w:sz w:val="28"/>
+        </w:rPr>
+        <w:t>28</w:t>
+      </w:r>
+      <w:r>
+        <w:rPr>
+          <w:sz w:val="28"/>
+        </w:rPr>
+        <w:t>.</w:t>
+      </w:r>
+      <w:r>
+        <w:rPr>
+          <w:sz w:val="28"/>
+        </w:rPr>
+        <w:t>05</w:t>
+      </w:r>
+      <w:r>
+        <w:rPr>
+          <w:sz w:val="28"/>
+        </w:rPr>
+        <w:t>.202</w:t>
+      </w:r>
+      <w:r>
+        <w:rPr>
+          <w:sz w:val="28"/>
+        </w:rPr>
+        <w:t>6</w:t>
+      </w:r>
+    </w:p>
+    <w:p>
+      <w:pPr>
+        <w:pStyle w:val="1"/>
+      </w:pPr>
+      <w:r>
+        <w:tab/>
+      </w:r>
+      <w:bookmarkStart w:id="6" w:name="_Toc230905256"/>
+      <w:r>
+        <w:t>2 Назначение и цели</w:t>
+      </w:r>
       <w:bookmarkEnd w:id="6"/>
-    </w:p>
-    <w:p>
-      <w:pPr>
-        <w:rPr>
-          <w:sz w:val="28"/>
-        </w:rPr>
-      </w:pPr>
-      <w:r>
-        <w:rPr>
-          <w:sz w:val="28"/>
-        </w:rPr>
-        <w:t xml:space="preserve">Срок выполнения всех работ </w:t>
-      </w:r>
-      <w:r>
-        <w:rPr>
-          <w:sz w:val="28"/>
-        </w:rPr>
-        <w:t>12</w:t>
-      </w:r>
-      <w:r>
-        <w:rPr>
-          <w:sz w:val="28"/>
-        </w:rPr>
-        <w:t>.</w:t>
-      </w:r>
-      <w:r>
-        <w:rPr>
-          <w:sz w:val="28"/>
-        </w:rPr>
-        <w:t>0</w:t>
-      </w:r>
-      <w:r>
-        <w:rPr>
-          <w:sz w:val="28"/>
-        </w:rPr>
-        <w:t>5</w:t>
-      </w:r>
-      <w:r>
-        <w:rPr>
-          <w:sz w:val="28"/>
-        </w:rPr>
-        <w:t>.202</w:t>
-      </w:r>
-      <w:r>
-        <w:rPr>
-          <w:sz w:val="28"/>
-        </w:rPr>
-        <w:t>6</w:t>
-      </w:r>
-      <w:r>
-        <w:rPr>
-          <w:sz w:val="28"/>
-        </w:rPr>
-        <w:t xml:space="preserve"> – </w:t>
-      </w:r>
-      <w:r>
-        <w:rPr>
-          <w:sz w:val="28"/>
-        </w:rPr>
-        <w:t>28</w:t>
-      </w:r>
-      <w:r>
-        <w:rPr>
-          <w:sz w:val="28"/>
-        </w:rPr>
-        <w:t>.</w:t>
-      </w:r>
-      <w:r>
-        <w:rPr>
-          <w:sz w:val="28"/>
-        </w:rPr>
-        <w:t>05</w:t>
-      </w:r>
-      <w:r>
-        <w:rPr>
-          <w:sz w:val="28"/>
-        </w:rPr>
-        <w:t>.202</w:t>
-      </w:r>
-      <w:r>
-        <w:rPr>
-          <w:sz w:val="28"/>
-        </w:rPr>
-        <w:t>6</w:t>
-      </w:r>
-    </w:p>
-    <w:p>
-      <w:pPr>
-        <w:pStyle w:val="1"/>
-      </w:pPr>
-      <w:r>
-        <w:tab/>
-      </w:r>
-      <w:bookmarkStart w:id="7" w:name="_Toc230905256"/>
-      <w:r>
-        <w:t>2 Назначение и цели</w:t>
-      </w:r>
-      <w:bookmarkEnd w:id="7"/>
     </w:p>
     <w:p>
       <w:pPr>
@@ -2749,7 +2751,7 @@
           <w:sz w:val="28"/>
         </w:rPr>
       </w:pPr>
-      <w:bookmarkStart w:id="8" w:name="_Toc230905257"/>
+      <w:bookmarkStart w:id="7" w:name="_Toc230905257"/>
       <w:r>
         <w:rPr>
           <w:b/>
@@ -2758,7 +2760,7 @@
         </w:rPr>
         <w:t>2.1 цель создания</w:t>
       </w:r>
-      <w:bookmarkEnd w:id="8"/>
+      <w:bookmarkEnd w:id="7"/>
     </w:p>
     <w:p>
       <w:pPr>
@@ -2808,7 +2810,7 @@
           <w:sz w:val="28"/>
         </w:rPr>
       </w:pPr>
-      <w:bookmarkStart w:id="9" w:name="_Toc230905258"/>
+      <w:bookmarkStart w:id="8" w:name="_Toc230905258"/>
       <w:r>
         <w:rPr>
           <w:b/>
@@ -2817,56 +2819,56 @@
         </w:rPr>
         <w:t>2.3 какие проблемы решает</w:t>
       </w:r>
+      <w:bookmarkEnd w:id="8"/>
+    </w:p>
+    <w:p>
+      <w:pPr>
+        <w:rPr>
+          <w:sz w:val="28"/>
+        </w:rPr>
+      </w:pPr>
+      <w:r>
+        <w:rPr>
+          <w:sz w:val="28"/>
+        </w:rPr>
+        <w:t>Позволяет</w:t>
+      </w:r>
+      <w:r>
+        <w:rPr>
+          <w:sz w:val="28"/>
+        </w:rPr>
+        <w:t xml:space="preserve"> систематизировать инциденты техподдержки и хранить их в </w:t>
+      </w:r>
+      <w:proofErr w:type="spellStart"/>
+      <w:r>
+        <w:rPr>
+          <w:sz w:val="28"/>
+        </w:rPr>
+        <w:t>бд</w:t>
+      </w:r>
+      <w:proofErr w:type="spellEnd"/>
+      <w:r>
+        <w:rPr>
+          <w:sz w:val="28"/>
+        </w:rPr>
+        <w:t>.</w:t>
+      </w:r>
+    </w:p>
+    <w:p>
+      <w:pPr>
+        <w:pStyle w:val="1"/>
+      </w:pPr>
+      <w:r>
+        <w:tab/>
+      </w:r>
+      <w:bookmarkStart w:id="9" w:name="_Toc230905259"/>
+      <w:r>
+        <w:t xml:space="preserve">3 Характеристики </w:t>
+      </w:r>
+      <w:r>
+        <w:t>удобства пользования</w:t>
+      </w:r>
       <w:bookmarkEnd w:id="9"/>
-    </w:p>
-    <w:p>
-      <w:pPr>
-        <w:rPr>
-          <w:sz w:val="28"/>
-        </w:rPr>
-      </w:pPr>
-      <w:r>
-        <w:rPr>
-          <w:sz w:val="28"/>
-        </w:rPr>
-        <w:t>Позволяет</w:t>
-      </w:r>
-      <w:r>
-        <w:rPr>
-          <w:sz w:val="28"/>
-        </w:rPr>
-        <w:t xml:space="preserve"> систематизировать инциденты техподдержки и хранить их в </w:t>
-      </w:r>
-      <w:proofErr w:type="spellStart"/>
-      <w:r>
-        <w:rPr>
-          <w:sz w:val="28"/>
-        </w:rPr>
-        <w:t>бд</w:t>
-      </w:r>
-      <w:proofErr w:type="spellEnd"/>
-      <w:r>
-        <w:rPr>
-          <w:sz w:val="28"/>
-        </w:rPr>
-        <w:t>.</w:t>
-      </w:r>
-    </w:p>
-    <w:p>
-      <w:pPr>
-        <w:pStyle w:val="1"/>
-      </w:pPr>
-      <w:r>
-        <w:tab/>
-      </w:r>
-      <w:bookmarkStart w:id="10" w:name="_Toc230905259"/>
-      <w:r>
-        <w:t xml:space="preserve">3 Характеристики </w:t>
-      </w:r>
-      <w:r>
-        <w:t>удобства пользования</w:t>
-      </w:r>
-      <w:bookmarkEnd w:id="10"/>
     </w:p>
     <w:p>
       <w:pPr>
@@ -2877,7 +2879,7 @@
           <w:sz w:val="28"/>
         </w:rPr>
       </w:pPr>
-      <w:bookmarkStart w:id="11" w:name="_Toc230905260"/>
+      <w:bookmarkStart w:id="10" w:name="_Toc230905260"/>
       <w:r>
         <w:rPr>
           <w:b/>
@@ -2886,70 +2888,70 @@
         </w:rPr>
         <w:t>3.1 Описание предметной области</w:t>
       </w:r>
+      <w:bookmarkEnd w:id="10"/>
+    </w:p>
+    <w:p>
+      <w:pPr>
+        <w:rPr>
+          <w:sz w:val="28"/>
+        </w:rPr>
+      </w:pPr>
+      <w:r>
+        <w:rPr>
+          <w:sz w:val="28"/>
+        </w:rPr>
+        <w:t xml:space="preserve">Приложение будет предоставлять </w:t>
+      </w:r>
+      <w:r>
+        <w:rPr>
+          <w:sz w:val="28"/>
+        </w:rPr>
+        <w:t xml:space="preserve">полный функционал для удобной работы с инцидентами, напрямую с </w:t>
+      </w:r>
+      <w:proofErr w:type="spellStart"/>
+      <w:r>
+        <w:rPr>
+          <w:sz w:val="28"/>
+        </w:rPr>
+        <w:t>бд</w:t>
+      </w:r>
+      <w:proofErr w:type="spellEnd"/>
+      <w:r>
+        <w:rPr>
+          <w:sz w:val="28"/>
+        </w:rPr>
+        <w:t xml:space="preserve">, также удобный интерфейс для просмотра </w:t>
+      </w:r>
+      <w:proofErr w:type="gramStart"/>
+      <w:r>
+        <w:rPr>
+          <w:sz w:val="28"/>
+        </w:rPr>
+        <w:t>и</w:t>
+      </w:r>
+      <w:proofErr w:type="gramEnd"/>
+      <w:r>
+        <w:rPr>
+          <w:sz w:val="28"/>
+        </w:rPr>
+        <w:t xml:space="preserve"> если необходимо редакции записей всех таблиц системы инцидентов.</w:t>
+      </w:r>
+    </w:p>
+    <w:p>
+      <w:pPr>
+        <w:pStyle w:val="1"/>
+      </w:pPr>
+      <w:r>
+        <w:tab/>
+      </w:r>
+      <w:bookmarkStart w:id="11" w:name="_Toc230905261"/>
+      <w:r>
+        <w:t xml:space="preserve">4 Требование к </w:t>
+      </w:r>
+      <w:r>
+        <w:t>приложению</w:t>
+      </w:r>
       <w:bookmarkEnd w:id="11"/>
-    </w:p>
-    <w:p>
-      <w:pPr>
-        <w:rPr>
-          <w:sz w:val="28"/>
-        </w:rPr>
-      </w:pPr>
-      <w:r>
-        <w:rPr>
-          <w:sz w:val="28"/>
-        </w:rPr>
-        <w:t xml:space="preserve">Приложение будет предоставлять </w:t>
-      </w:r>
-      <w:r>
-        <w:rPr>
-          <w:sz w:val="28"/>
-        </w:rPr>
-        <w:t xml:space="preserve">полный функционал для удобной работы с инцидентами, напрямую с </w:t>
-      </w:r>
-      <w:proofErr w:type="spellStart"/>
-      <w:r>
-        <w:rPr>
-          <w:sz w:val="28"/>
-        </w:rPr>
-        <w:t>бд</w:t>
-      </w:r>
-      <w:proofErr w:type="spellEnd"/>
-      <w:r>
-        <w:rPr>
-          <w:sz w:val="28"/>
-        </w:rPr>
-        <w:t xml:space="preserve">, также удобный интерфейс для просмотра </w:t>
-      </w:r>
-      <w:proofErr w:type="gramStart"/>
-      <w:r>
-        <w:rPr>
-          <w:sz w:val="28"/>
-        </w:rPr>
-        <w:t>и</w:t>
-      </w:r>
-      <w:proofErr w:type="gramEnd"/>
-      <w:r>
-        <w:rPr>
-          <w:sz w:val="28"/>
-        </w:rPr>
-        <w:t xml:space="preserve"> если необходимо редакции записей всех таблиц системы инцидентов.</w:t>
-      </w:r>
-    </w:p>
-    <w:p>
-      <w:pPr>
-        <w:pStyle w:val="1"/>
-      </w:pPr>
-      <w:r>
-        <w:tab/>
-      </w:r>
-      <w:bookmarkStart w:id="12" w:name="_Toc230905261"/>
-      <w:r>
-        <w:t xml:space="preserve">4 Требование к </w:t>
-      </w:r>
-      <w:r>
-        <w:t>приложению</w:t>
-      </w:r>
-      <w:bookmarkEnd w:id="12"/>
     </w:p>
     <w:p>
       <w:pPr>
@@ -2960,7 +2962,7 @@
           <w:sz w:val="28"/>
         </w:rPr>
       </w:pPr>
-      <w:bookmarkStart w:id="13" w:name="_Toc230905262"/>
+      <w:bookmarkStart w:id="12" w:name="_Toc230905262"/>
       <w:r>
         <w:rPr>
           <w:b/>
@@ -2969,56 +2971,69 @@
         </w:rPr>
         <w:t>4.1 Функциональные</w:t>
       </w:r>
+      <w:bookmarkEnd w:id="12"/>
+    </w:p>
+    <w:p>
+      <w:pPr>
+        <w:rPr>
+          <w:sz w:val="28"/>
+        </w:rPr>
+      </w:pPr>
+      <w:r>
+        <w:rPr>
+          <w:sz w:val="28"/>
+        </w:rPr>
+        <w:t>Приложение должно</w:t>
+      </w:r>
+      <w:r>
+        <w:rPr>
+          <w:sz w:val="28"/>
+        </w:rPr>
+        <w:t xml:space="preserve"> предоставлять</w:t>
+      </w:r>
+      <w:r>
+        <w:rPr>
+          <w:sz w:val="28"/>
+        </w:rPr>
+        <w:t xml:space="preserve"> удобный интерфейс</w:t>
+      </w:r>
+      <w:r>
+        <w:rPr>
+          <w:sz w:val="28"/>
+        </w:rPr>
+        <w:t>, с возможностью добавления, изменения и удаления записей.</w:t>
+      </w:r>
+      <w:r>
+        <w:rPr>
+          <w:sz w:val="28"/>
+        </w:rPr>
+        <w:t xml:space="preserve"> Также должно хранить историю изменений инцидентов. Также должно обеспечивать возможность </w:t>
+      </w:r>
+      <w:r>
+        <w:rPr>
+          <w:sz w:val="28"/>
+        </w:rPr>
+        <w:t>прикреплять файлы к инцидентам. Д</w:t>
+      </w:r>
+      <w:r>
+        <w:rPr>
+          <w:sz w:val="28"/>
+        </w:rPr>
+        <w:t>ополнительно предоставлять фильтры</w:t>
+      </w:r>
+      <w:r>
+        <w:rPr>
+          <w:sz w:val="28"/>
+        </w:rPr>
+        <w:t xml:space="preserve"> к таблице инцидентов, возможность массового изменения статуса инцидентов</w:t>
+      </w:r>
+      <w:bookmarkStart w:id="13" w:name="_GoBack"/>
       <w:bookmarkEnd w:id="13"/>
-    </w:p>
-    <w:p>
-      <w:pPr>
-        <w:rPr>
-          <w:sz w:val="28"/>
-        </w:rPr>
-      </w:pPr>
-      <w:r>
-        <w:rPr>
-          <w:sz w:val="28"/>
-        </w:rPr>
-        <w:t>Приложение должно</w:t>
-      </w:r>
-      <w:r>
-        <w:rPr>
-          <w:sz w:val="28"/>
-        </w:rPr>
-        <w:t xml:space="preserve"> предоставлять</w:t>
-      </w:r>
-      <w:r>
-        <w:rPr>
-          <w:sz w:val="28"/>
-        </w:rPr>
-        <w:t xml:space="preserve"> удобный интерфейс</w:t>
-      </w:r>
-      <w:r>
-        <w:rPr>
-          <w:sz w:val="28"/>
-        </w:rPr>
-        <w:t>, с возможностью добавления, изменения и удаления записей.</w:t>
-      </w:r>
-      <w:r>
-        <w:rPr>
-          <w:sz w:val="28"/>
-        </w:rPr>
-        <w:t xml:space="preserve"> Также приложение должно хранить историю изменений инцидентов. Также должно обеспечивать возможность прикреплять файлы к инцидентам.</w:t>
-      </w:r>
-      <w:r>
-        <w:rPr>
-          <w:sz w:val="28"/>
-        </w:rPr>
-        <w:br/>
-        <w:t>дополнительно предоставлять фильтры</w:t>
-      </w:r>
-      <w:r>
-        <w:rPr>
-          <w:sz w:val="28"/>
-        </w:rPr>
-        <w:t xml:space="preserve"> к таблице инцидентов, возможность массового изменения статуса инцидентов и таблицу статистики статусов.</w:t>
+      <w:r>
+        <w:rPr>
+          <w:sz w:val="28"/>
+        </w:rPr>
+        <w:t xml:space="preserve"> и таблицу статистики статусов.</w:t>
       </w:r>
     </w:p>
     <w:p>
@@ -3349,7 +3364,7 @@
       <w:tr>
         <w:tc>
           <w:tcPr>
-            <w:tcW w:w="704" w:type="dxa"/>
+            <w:tcW w:w="685" w:type="dxa"/>
           </w:tcPr>
           <w:p>
             <w:pPr>
@@ -3367,7 +3382,7 @@
         </w:tc>
         <w:tc>
           <w:tcPr>
-            <w:tcW w:w="2268" w:type="dxa"/>
+            <w:tcW w:w="2481" w:type="dxa"/>
           </w:tcPr>
           <w:p>
             <w:pPr>
@@ -3385,7 +3400,7 @@
         </w:tc>
         <w:tc>
           <w:tcPr>
-            <w:tcW w:w="4961" w:type="dxa"/>
+            <w:tcW w:w="4809" w:type="dxa"/>
           </w:tcPr>
           <w:p>
             <w:pPr>
@@ -3403,7 +3418,7 @@
         </w:tc>
         <w:tc>
           <w:tcPr>
-            <w:tcW w:w="1412" w:type="dxa"/>
+            <w:tcW w:w="1370" w:type="dxa"/>
           </w:tcPr>
           <w:p>
             <w:pPr>
@@ -3423,7 +3438,7 @@
       <w:tr>
         <w:tc>
           <w:tcPr>
-            <w:tcW w:w="704" w:type="dxa"/>
+            <w:tcW w:w="685" w:type="dxa"/>
           </w:tcPr>
           <w:p>
             <w:pPr>
@@ -3441,7 +3456,7 @@
         </w:tc>
         <w:tc>
           <w:tcPr>
-            <w:tcW w:w="2268" w:type="dxa"/>
+            <w:tcW w:w="2481" w:type="dxa"/>
           </w:tcPr>
           <w:p>
             <w:pPr>
@@ -3465,7 +3480,7 @@
         </w:tc>
         <w:tc>
           <w:tcPr>
-            <w:tcW w:w="4961" w:type="dxa"/>
+            <w:tcW w:w="4809" w:type="dxa"/>
           </w:tcPr>
           <w:p>
             <w:pPr>
@@ -3483,7 +3498,7 @@
         </w:tc>
         <w:tc>
           <w:tcPr>
-            <w:tcW w:w="1412" w:type="dxa"/>
+            <w:tcW w:w="1370" w:type="dxa"/>
           </w:tcPr>
           <w:p>
             <w:pPr>
@@ -3515,7 +3530,7 @@
       <w:tr>
         <w:tc>
           <w:tcPr>
-            <w:tcW w:w="704" w:type="dxa"/>
+            <w:tcW w:w="685" w:type="dxa"/>
           </w:tcPr>
           <w:p>
             <w:pPr>
@@ -3533,7 +3548,7 @@
         </w:tc>
         <w:tc>
           <w:tcPr>
-            <w:tcW w:w="2268" w:type="dxa"/>
+            <w:tcW w:w="2481" w:type="dxa"/>
           </w:tcPr>
           <w:p>
             <w:pPr>
@@ -3551,7 +3566,7 @@
         </w:tc>
         <w:tc>
           <w:tcPr>
-            <w:tcW w:w="4961" w:type="dxa"/>
+            <w:tcW w:w="4809" w:type="dxa"/>
           </w:tcPr>
           <w:p>
             <w:pPr>
@@ -3602,7 +3617,7 @@
         </w:tc>
         <w:tc>
           <w:tcPr>
-            <w:tcW w:w="1412" w:type="dxa"/>
+            <w:tcW w:w="1370" w:type="dxa"/>
           </w:tcPr>
           <w:p>
             <w:pPr>
@@ -3622,7 +3637,7 @@
       <w:tr>
         <w:tc>
           <w:tcPr>
-            <w:tcW w:w="704" w:type="dxa"/>
+            <w:tcW w:w="685" w:type="dxa"/>
           </w:tcPr>
           <w:p>
             <w:pPr>
@@ -3640,7 +3655,7 @@
         </w:tc>
         <w:tc>
           <w:tcPr>
-            <w:tcW w:w="2268" w:type="dxa"/>
+            <w:tcW w:w="2481" w:type="dxa"/>
           </w:tcPr>
           <w:p>
             <w:pPr>
@@ -3666,7 +3681,7 @@
         </w:tc>
         <w:tc>
           <w:tcPr>
-            <w:tcW w:w="4961" w:type="dxa"/>
+            <w:tcW w:w="4809" w:type="dxa"/>
           </w:tcPr>
           <w:p>
             <w:pPr>
@@ -3714,7 +3729,7 @@
         </w:tc>
         <w:tc>
           <w:tcPr>
-            <w:tcW w:w="1412" w:type="dxa"/>
+            <w:tcW w:w="1370" w:type="dxa"/>
           </w:tcPr>
           <w:p>
             <w:pPr>
@@ -3743,7 +3758,7 @@
         </w:trPr>
         <w:tc>
           <w:tcPr>
-            <w:tcW w:w="704" w:type="dxa"/>
+            <w:tcW w:w="685" w:type="dxa"/>
           </w:tcPr>
           <w:p>
             <w:pPr>
@@ -3761,7 +3776,7 @@
         </w:tc>
         <w:tc>
           <w:tcPr>
-            <w:tcW w:w="2268" w:type="dxa"/>
+            <w:tcW w:w="2481" w:type="dxa"/>
           </w:tcPr>
           <w:p>
             <w:pPr>
@@ -3785,7 +3800,7 @@
         </w:tc>
         <w:tc>
           <w:tcPr>
-            <w:tcW w:w="4961" w:type="dxa"/>
+            <w:tcW w:w="4809" w:type="dxa"/>
           </w:tcPr>
           <w:p>
             <w:pPr>
@@ -3809,7 +3824,7 @@
         </w:tc>
         <w:tc>
           <w:tcPr>
-            <w:tcW w:w="1412" w:type="dxa"/>
+            <w:tcW w:w="1370" w:type="dxa"/>
           </w:tcPr>
           <w:p>
             <w:pPr>
@@ -3841,7 +3856,7 @@
       <w:tr>
         <w:tc>
           <w:tcPr>
-            <w:tcW w:w="704" w:type="dxa"/>
+            <w:tcW w:w="685" w:type="dxa"/>
           </w:tcPr>
           <w:p>
             <w:pPr>
@@ -3859,7 +3874,7 @@
         </w:tc>
         <w:tc>
           <w:tcPr>
-            <w:tcW w:w="2268" w:type="dxa"/>
+            <w:tcW w:w="2481" w:type="dxa"/>
           </w:tcPr>
           <w:p>
             <w:pPr>
@@ -3898,7 +3913,7 @@
         </w:tc>
         <w:tc>
           <w:tcPr>
-            <w:tcW w:w="4961" w:type="dxa"/>
+            <w:tcW w:w="4809" w:type="dxa"/>
           </w:tcPr>
           <w:p>
             <w:pPr>
@@ -3922,7 +3937,7 @@
         </w:tc>
         <w:tc>
           <w:tcPr>
-            <w:tcW w:w="1412" w:type="dxa"/>
+            <w:tcW w:w="1370" w:type="dxa"/>
           </w:tcPr>
           <w:p>
             <w:pPr>
@@ -3942,7 +3957,7 @@
       <w:tr>
         <w:tc>
           <w:tcPr>
-            <w:tcW w:w="704" w:type="dxa"/>
+            <w:tcW w:w="685" w:type="dxa"/>
           </w:tcPr>
           <w:p>
             <w:pPr>
@@ -3960,7 +3975,7 @@
         </w:tc>
         <w:tc>
           <w:tcPr>
-            <w:tcW w:w="2268" w:type="dxa"/>
+            <w:tcW w:w="2481" w:type="dxa"/>
           </w:tcPr>
           <w:p>
             <w:pPr>
@@ -3978,7 +3993,7 @@
         </w:tc>
         <w:tc>
           <w:tcPr>
-            <w:tcW w:w="4961" w:type="dxa"/>
+            <w:tcW w:w="4809" w:type="dxa"/>
           </w:tcPr>
           <w:p>
             <w:pPr>
@@ -4010,7 +4025,7 @@
         </w:tc>
         <w:tc>
           <w:tcPr>
-            <w:tcW w:w="1412" w:type="dxa"/>
+            <w:tcW w:w="1370" w:type="dxa"/>
           </w:tcPr>
           <w:p>
             <w:pPr>
@@ -4030,7 +4045,7 @@
       <w:tr>
         <w:tc>
           <w:tcPr>
-            <w:tcW w:w="704" w:type="dxa"/>
+            <w:tcW w:w="685" w:type="dxa"/>
           </w:tcPr>
           <w:p>
             <w:pPr>
@@ -4048,7 +4063,7 @@
         </w:tc>
         <w:tc>
           <w:tcPr>
-            <w:tcW w:w="2268" w:type="dxa"/>
+            <w:tcW w:w="2481" w:type="dxa"/>
           </w:tcPr>
           <w:p>
             <w:pPr>
@@ -4066,7 +4081,7 @@
         </w:tc>
         <w:tc>
           <w:tcPr>
-            <w:tcW w:w="4961" w:type="dxa"/>
+            <w:tcW w:w="4809" w:type="dxa"/>
           </w:tcPr>
           <w:p>
             <w:pPr>
@@ -4090,7 +4105,7 @@
         </w:tc>
         <w:tc>
           <w:tcPr>
-            <w:tcW w:w="1412" w:type="dxa"/>
+            <w:tcW w:w="1370" w:type="dxa"/>
           </w:tcPr>
           <w:p>
             <w:pPr>
@@ -4108,11 +4123,7 @@
         </w:tc>
       </w:tr>
     </w:tbl>
-    <w:p>
-      <w:r>
-        <w:tab/>
-      </w:r>
-    </w:p>
+    <w:p/>
     <w:p>
       <w:pPr>
         <w:pStyle w:val="1"/>
@@ -4332,13 +4343,6 @@
               <w:t xml:space="preserve"> проверка</w:t>
             </w:r>
           </w:p>
-          <w:p>
-            <w:pPr>
-              <w:rPr>
-                <w:sz w:val="28"/>
-              </w:rPr>
-            </w:pPr>
-          </w:p>
         </w:tc>
         <w:tc>
           <w:tcPr>
@@ -4410,14 +4414,7 @@
               <w:rPr>
                 <w:sz w:val="28"/>
               </w:rPr>
-              <w:t xml:space="preserve">Проверяющий будет смотреть код, тыкать разные кнопки в приложении, </w:t>
-            </w:r>
-            <w:r>
-              <w:rPr>
-                <w:sz w:val="28"/>
-              </w:rPr>
-              <w:lastRenderedPageBreak/>
-              <w:t>проверять разные функции, задавать вопросы исполнителю.</w:t>
+              <w:t>Проверяющий будет смотреть код, тыкать разные кнопки в приложении, проверять разные функции, задавать вопросы исполнителю.</w:t>
             </w:r>
           </w:p>
         </w:tc>
@@ -4435,7 +4432,6 @@
               <w:rPr>
                 <w:sz w:val="28"/>
               </w:rPr>
-              <w:lastRenderedPageBreak/>
               <w:t>3-10мин</w:t>
             </w:r>
           </w:p>
@@ -4583,7 +4579,9 @@
       </w:pPr>
       <w:r>
         <w:rPr>
-          <w:sz w:val="28"/>
+          <w:noProof/>
+          <w:sz w:val="28"/>
+          <w:lang w:eastAsia="ru-RU"/>
         </w:rPr>
         <w:drawing>
           <wp:inline distT="0" distB="0" distL="0" distR="0" wp14:anchorId="4E4C9B2D" wp14:editId="760BEE0F">
@@ -4756,7 +4754,7 @@
             <w:noProof/>
             <w:color w:val="000000" w:themeColor="text1"/>
           </w:rPr>
-          <w:t>3</w:t>
+          <w:t>2</w:t>
         </w:r>
         <w:r>
           <w:rPr>
@@ -5731,6 +5729,7 @@
   <w:style w:type="character" w:default="1" w:styleId="a0">
     <w:name w:val="Default Paragraph Font"/>
     <w:uiPriority w:val="1"/>
+    <w:semiHidden/>
     <w:unhideWhenUsed/>
   </w:style>
   <w:style w:type="table" w:default="1" w:styleId="a1">
@@ -6278,7 +6277,7 @@
 </file>
 
 <file path=customXml/itemProps1.xml><?xml version="1.0" encoding="utf-8"?>
-<ds:datastoreItem xmlns:ds="http://schemas.openxmlformats.org/officeDocument/2006/customXml" ds:itemID="{E65DF1D8-9A43-4046-ABD2-7E9343D209C9}">
+<ds:datastoreItem xmlns:ds="http://schemas.openxmlformats.org/officeDocument/2006/customXml" ds:itemID="{A732CFEB-D88C-499B-9ECC-CFF8CF263616}">
   <ds:schemaRefs>
     <ds:schemaRef ds:uri="http://schemas.openxmlformats.org/officeDocument/2006/bibliography"/>
   </ds:schemaRefs>
